--- a/preregistration/package/06_redcap/participant_materials/project_owner_invitation_email_v2.docx
+++ b/preregistration/package/06_redcap/participant_materials/project_owner_invitation_email_v2.docx
@@ -259,7 +259,7 @@
           <w:highlight w:val="yellow"/>
           <w:rtl w:val="0"/>
         </w:rPr>
-        <w:t xml:space="preserve">Contact details are stored separately from review responses. We will not name you or attribute quotations to you without permission, although complete anonymity cannot be guaranteed because responses concern publicly identifiable projects. You can withdraw any submitted review by emailing me up to Friday 2 October 2026</w:t>
+        <w:t xml:space="preserve">Contact details are stored separately from review responses. We will not name you or attribute quotations to you without permission, although complete anonymity cannot be guaranteed because responses concern publicly identifiable projects. You can withdraw any submitted review by emailing me up to Monday 19 October 2026</w:t>
       </w:r>
       <w:r>
         <w:rPr>
@@ -291,7 +291,7 @@
         <w:rPr>
           <w:rtl w:val="0"/>
         </w:rPr>
-        <w:t xml:space="preserve">, although the review remains open until Friday 18 September 2026.</w:t>
+        <w:t xml:space="preserve">, although the review remains open until Monday 5 October 2026.</w:t>
       </w:r>
     </w:p>
     <w:p>
